--- a/DOCUMENTOS/Pruebas  Unitarias/G2_Pruebas_Unitarias_v1.0.0.docx
+++ b/DOCUMENTOS/Pruebas  Unitarias/G2_Pruebas_Unitarias_v1.0.0.docx
@@ -58,7 +58,7 @@
     <w:p>
       <w:r>
         <w:pict w14:anchorId="232F0028">
-          <v:rect id="_x0000_i1037" style="width:0;height:1.5pt" o:hralign="center" o:hrstd="t" o:hr="t" fillcolor="#a0a0a0" stroked="f"/>
+          <v:rect id="_x0000_i1025" style="width:0;height:1.5pt" o:hralign="center" o:hrstd="t" o:hr="t" fillcolor="#a0a0a0" stroked="f"/>
         </w:pict>
       </w:r>
     </w:p>
@@ -191,7 +191,7 @@
     <w:p>
       <w:r>
         <w:pict w14:anchorId="5D25B680">
-          <v:rect id="_x0000_i1038" style="width:0;height:1.5pt" o:hralign="center" o:hrstd="t" o:hr="t" fillcolor="#a0a0a0" stroked="f"/>
+          <v:rect id="_x0000_i1026" style="width:0;height:1.5pt" o:hralign="center" o:hrstd="t" o:hr="t" fillcolor="#a0a0a0" stroked="f"/>
         </w:pict>
       </w:r>
     </w:p>
@@ -253,6 +253,54 @@
     <w:p>
       <w:r>
         <w:t>Se realizaron pruebas utilizando distintos métodos HTTP (GET, POST, PUT, DELETE) para validar tanto respuestas exitosas como la gestión adecuada de errores cuando los datos ingresados son inválidos o incompletos.</w:t>
+      </w:r>
+    </w:p>
+    <w:p>
+      <w:pPr>
+        <w:rPr>
+          <w:b/>
+          <w:bCs/>
+        </w:rPr>
+      </w:pPr>
+      <w:r>
+        <w:rPr>
+          <w:b/>
+          <w:bCs/>
+        </w:rPr>
+        <w:t>Herramientas Utilizadas</w:t>
+      </w:r>
+    </w:p>
+    <w:p>
+      <w:r>
+        <w:t xml:space="preserve">Para la ejecución de las pruebas unitarias y funcionales del sistema </w:t>
+      </w:r>
+      <w:r>
+        <w:rPr>
+          <w:b/>
+          <w:bCs/>
+        </w:rPr>
+        <w:t>PINTAUTO</w:t>
+      </w:r>
+      <w:r>
+        <w:t>, se utilizó la siguiente herramienta:</w:t>
+      </w:r>
+    </w:p>
+    <w:p>
+      <w:pPr>
+        <w:numPr>
+          <w:ilvl w:val="0"/>
+          <w:numId w:val="10"/>
+        </w:numPr>
+      </w:pPr>
+      <w:r>
+        <w:rPr>
+          <w:b/>
+          <w:bCs/>
+        </w:rPr>
+        <w:t>Postman</w:t>
+      </w:r>
+      <w:r>
+        <w:t>: Herramienta de pruebas de APIs REST que permitió enviar peticiones HTTP (GET, POST, PUT, DELETE) hacia los distintos endpoints del sistema. Facilitó la validación de las respuestas, la gestión de datos de prueba y la verificación de los mensajes de error en escenarios negativos. Además, permitió organizar las pruebas en colecciones reutilizables, lo cual agilizó el proceso de prueba y documentación.</w:t>
       </w:r>
     </w:p>
     <w:p>
@@ -304,11 +352,9 @@
               <w:jc w:val="center"/>
               <w:cnfStyle w:val="100000000000" w:firstRow="1" w:lastRow="0" w:firstColumn="0" w:lastColumn="0" w:oddVBand="0" w:evenVBand="0" w:oddHBand="0" w:evenHBand="0" w:firstRowFirstColumn="0" w:firstRowLastColumn="0" w:lastRowFirstColumn="0" w:lastRowLastColumn="0"/>
             </w:pPr>
-            <w:proofErr w:type="spellStart"/>
             <w:r>
               <w:t>Endpoint</w:t>
             </w:r>
-            <w:proofErr w:type="spellEnd"/>
           </w:p>
         </w:tc>
         <w:tc>
@@ -1538,6 +1584,7 @@
                 <w:sz w:val="20"/>
                 <w:szCs w:val="20"/>
               </w:rPr>
+              <w:lastRenderedPageBreak/>
               <w:t>DELETE</w:t>
             </w:r>
           </w:p>
@@ -1683,6 +1730,7 @@
       </w:pPr>
       <w:r>
         <w:rPr>
+          <w:noProof/>
           <w:lang w:val="es-419"/>
         </w:rPr>
         <w:drawing>
@@ -1760,6 +1808,7 @@
       </w:pPr>
       <w:r>
         <w:rPr>
+          <w:noProof/>
           <w:lang w:val="es-419"/>
         </w:rPr>
         <w:drawing>
@@ -1828,23 +1877,18 @@
         <w:rPr>
           <w:lang w:val="es-419"/>
         </w:rPr>
-        <w:t>ación de un cliente</w:t>
-      </w:r>
-      <w:r>
-        <w:rPr>
-          <w:lang w:val="es-419"/>
-        </w:rPr>
-        <w:t xml:space="preserve"> con mismo número de cédula </w:t>
-      </w:r>
-    </w:p>
-    <w:p>
-      <w:pPr>
-        <w:rPr>
-          <w:lang w:val="es-419"/>
-        </w:rPr>
-      </w:pPr>
-      <w:r>
-        <w:rPr>
+        <w:t xml:space="preserve">ación de un cliente con mismo número de cédula </w:t>
+      </w:r>
+    </w:p>
+    <w:p>
+      <w:pPr>
+        <w:rPr>
+          <w:lang w:val="es-419"/>
+        </w:rPr>
+      </w:pPr>
+      <w:r>
+        <w:rPr>
+          <w:noProof/>
           <w:lang w:val="es-419"/>
         </w:rPr>
         <w:drawing>
@@ -1905,23 +1949,18 @@
         <w:rPr>
           <w:lang w:val="es-419"/>
         </w:rPr>
-        <w:t xml:space="preserve">ación </w:t>
-      </w:r>
-      <w:r>
-        <w:rPr>
-          <w:lang w:val="es-419"/>
-        </w:rPr>
-        <w:t>de una Materia Prima</w:t>
-      </w:r>
-    </w:p>
-    <w:p>
-      <w:pPr>
-        <w:rPr>
-          <w:lang w:val="es-419"/>
-        </w:rPr>
-      </w:pPr>
-      <w:r>
-        <w:rPr>
+        <w:t>ación de una Materia Prima</w:t>
+      </w:r>
+    </w:p>
+    <w:p>
+      <w:pPr>
+        <w:rPr>
+          <w:lang w:val="es-419"/>
+        </w:rPr>
+      </w:pPr>
+      <w:r>
+        <w:rPr>
+          <w:noProof/>
           <w:lang w:val="es-419"/>
         </w:rPr>
         <w:drawing>
@@ -2020,6 +2059,7 @@
       </w:pPr>
       <w:r>
         <w:rPr>
+          <w:noProof/>
           <w:lang w:val="es-419"/>
         </w:rPr>
         <w:drawing>
@@ -2109,6 +2149,7 @@
       </w:pPr>
       <w:r>
         <w:rPr>
+          <w:noProof/>
           <w:lang w:val="es-419"/>
         </w:rPr>
         <w:drawing>
@@ -2171,13 +2212,7 @@
           <w:lang w:val="es-419"/>
         </w:rPr>
         <w:lastRenderedPageBreak/>
-        <w:t xml:space="preserve">Creación de una orden de trabajo </w:t>
-      </w:r>
-      <w:r>
-        <w:rPr>
-          <w:lang w:val="es-419"/>
-        </w:rPr>
-        <w:t>sin</w:t>
+        <w:t>Creación de una orden de trabajo sin</w:t>
       </w:r>
       <w:r>
         <w:rPr>
@@ -2194,6 +2229,7 @@
       </w:pPr>
       <w:r>
         <w:rPr>
+          <w:noProof/>
           <w:lang w:val="es-419"/>
         </w:rPr>
         <w:drawing>
@@ -2271,6 +2307,7 @@
       </w:pPr>
       <w:r>
         <w:rPr>
+          <w:noProof/>
           <w:lang w:val="es-419"/>
         </w:rPr>
         <w:drawing>
@@ -2370,6 +2407,7 @@
       </w:pPr>
       <w:r>
         <w:rPr>
+          <w:noProof/>
           <w:lang w:val="es-419"/>
         </w:rPr>
         <w:drawing>
@@ -2441,6 +2479,7 @@
       </w:pPr>
       <w:r>
         <w:rPr>
+          <w:noProof/>
           <w:lang w:val="es-419"/>
         </w:rPr>
         <w:drawing>
@@ -2525,6 +2564,7 @@
       </w:pPr>
       <w:r>
         <w:rPr>
+          <w:noProof/>
           <w:lang w:val="es-419"/>
         </w:rPr>
         <w:drawing>
@@ -2585,13 +2625,7 @@
         <w:rPr>
           <w:lang w:val="es-419"/>
         </w:rPr>
-        <w:t>ción</w:t>
-      </w:r>
-      <w:r>
-        <w:rPr>
-          <w:lang w:val="es-419"/>
-        </w:rPr>
-        <w:t xml:space="preserve"> de una</w:t>
+        <w:t>ción de una</w:t>
       </w:r>
       <w:r>
         <w:rPr>
@@ -2608,6 +2642,7 @@
       </w:pPr>
       <w:r>
         <w:rPr>
+          <w:noProof/>
           <w:lang w:val="es-419"/>
         </w:rPr>
         <w:drawing>
@@ -2697,6 +2732,7 @@
       </w:pPr>
       <w:r>
         <w:rPr>
+          <w:noProof/>
           <w:lang w:val="es-419"/>
         </w:rPr>
         <w:drawing>
@@ -2763,15 +2799,7 @@
         </w:numPr>
       </w:pPr>
       <w:r>
-        <w:t xml:space="preserve">Las pruebas realizadas permitieron verificar que los principales </w:t>
-      </w:r>
-      <w:proofErr w:type="spellStart"/>
-      <w:r>
-        <w:t>endpoints</w:t>
-      </w:r>
-      <w:proofErr w:type="spellEnd"/>
-      <w:r>
-        <w:t xml:space="preserve"> del sistema PINTAUTO funcionan correctamente ante entradas válidas. Además, se comprobó que el sistema responde adecuadamente ante errores de validación, como campos obligatorios vacíos o duplicación de datos, lo que demuestra una implementación robusta de reglas de negocio.</w:t>
+        <w:t>Las pruebas realizadas permitieron verificar que los principales endpoints del sistema PINTAUTO funcionan correctamente ante entradas válidas. Además, se comprobó que el sistema responde adecuadamente ante errores de validación, como campos obligatorios vacíos o duplicación de datos, lo que demuestra una implementación robusta de reglas de negocio.</w:t>
       </w:r>
     </w:p>
     <w:p>
@@ -4006,6 +4034,155 @@
     </w:lvl>
   </w:abstractNum>
   <w:abstractNum w:abstractNumId="8" w15:restartNumberingAfterBreak="0">
+    <w:nsid w:val="75E81F2F"/>
+    <w:multiLevelType w:val="multilevel"/>
+    <w:tmpl w:val="22F09D06"/>
+    <w:lvl w:ilvl="0">
+      <w:start w:val="1"/>
+      <w:numFmt w:val="bullet"/>
+      <w:lvlText w:val=""/>
+      <w:lvlJc w:val="left"/>
+      <w:pPr>
+        <w:tabs>
+          <w:tab w:val="num" w:pos="720"/>
+        </w:tabs>
+        <w:ind w:left="720" w:hanging="360"/>
+      </w:pPr>
+      <w:rPr>
+        <w:rFonts w:ascii="Symbol" w:hAnsi="Symbol" w:hint="default"/>
+        <w:sz w:val="20"/>
+      </w:rPr>
+    </w:lvl>
+    <w:lvl w:ilvl="1" w:tentative="1">
+      <w:start w:val="1"/>
+      <w:numFmt w:val="bullet"/>
+      <w:lvlText w:val="o"/>
+      <w:lvlJc w:val="left"/>
+      <w:pPr>
+        <w:tabs>
+          <w:tab w:val="num" w:pos="1440"/>
+        </w:tabs>
+        <w:ind w:left="1440" w:hanging="360"/>
+      </w:pPr>
+      <w:rPr>
+        <w:rFonts w:ascii="Courier New" w:hAnsi="Courier New" w:hint="default"/>
+        <w:sz w:val="20"/>
+      </w:rPr>
+    </w:lvl>
+    <w:lvl w:ilvl="2" w:tentative="1">
+      <w:start w:val="1"/>
+      <w:numFmt w:val="bullet"/>
+      <w:lvlText w:val=""/>
+      <w:lvlJc w:val="left"/>
+      <w:pPr>
+        <w:tabs>
+          <w:tab w:val="num" w:pos="2160"/>
+        </w:tabs>
+        <w:ind w:left="2160" w:hanging="360"/>
+      </w:pPr>
+      <w:rPr>
+        <w:rFonts w:ascii="Wingdings" w:hAnsi="Wingdings" w:hint="default"/>
+        <w:sz w:val="20"/>
+      </w:rPr>
+    </w:lvl>
+    <w:lvl w:ilvl="3" w:tentative="1">
+      <w:start w:val="1"/>
+      <w:numFmt w:val="bullet"/>
+      <w:lvlText w:val=""/>
+      <w:lvlJc w:val="left"/>
+      <w:pPr>
+        <w:tabs>
+          <w:tab w:val="num" w:pos="2880"/>
+        </w:tabs>
+        <w:ind w:left="2880" w:hanging="360"/>
+      </w:pPr>
+      <w:rPr>
+        <w:rFonts w:ascii="Wingdings" w:hAnsi="Wingdings" w:hint="default"/>
+        <w:sz w:val="20"/>
+      </w:rPr>
+    </w:lvl>
+    <w:lvl w:ilvl="4" w:tentative="1">
+      <w:start w:val="1"/>
+      <w:numFmt w:val="bullet"/>
+      <w:lvlText w:val=""/>
+      <w:lvlJc w:val="left"/>
+      <w:pPr>
+        <w:tabs>
+          <w:tab w:val="num" w:pos="3600"/>
+        </w:tabs>
+        <w:ind w:left="3600" w:hanging="360"/>
+      </w:pPr>
+      <w:rPr>
+        <w:rFonts w:ascii="Wingdings" w:hAnsi="Wingdings" w:hint="default"/>
+        <w:sz w:val="20"/>
+      </w:rPr>
+    </w:lvl>
+    <w:lvl w:ilvl="5" w:tentative="1">
+      <w:start w:val="1"/>
+      <w:numFmt w:val="bullet"/>
+      <w:lvlText w:val=""/>
+      <w:lvlJc w:val="left"/>
+      <w:pPr>
+        <w:tabs>
+          <w:tab w:val="num" w:pos="4320"/>
+        </w:tabs>
+        <w:ind w:left="4320" w:hanging="360"/>
+      </w:pPr>
+      <w:rPr>
+        <w:rFonts w:ascii="Wingdings" w:hAnsi="Wingdings" w:hint="default"/>
+        <w:sz w:val="20"/>
+      </w:rPr>
+    </w:lvl>
+    <w:lvl w:ilvl="6" w:tentative="1">
+      <w:start w:val="1"/>
+      <w:numFmt w:val="bullet"/>
+      <w:lvlText w:val=""/>
+      <w:lvlJc w:val="left"/>
+      <w:pPr>
+        <w:tabs>
+          <w:tab w:val="num" w:pos="5040"/>
+        </w:tabs>
+        <w:ind w:left="5040" w:hanging="360"/>
+      </w:pPr>
+      <w:rPr>
+        <w:rFonts w:ascii="Wingdings" w:hAnsi="Wingdings" w:hint="default"/>
+        <w:sz w:val="20"/>
+      </w:rPr>
+    </w:lvl>
+    <w:lvl w:ilvl="7" w:tentative="1">
+      <w:start w:val="1"/>
+      <w:numFmt w:val="bullet"/>
+      <w:lvlText w:val=""/>
+      <w:lvlJc w:val="left"/>
+      <w:pPr>
+        <w:tabs>
+          <w:tab w:val="num" w:pos="5760"/>
+        </w:tabs>
+        <w:ind w:left="5760" w:hanging="360"/>
+      </w:pPr>
+      <w:rPr>
+        <w:rFonts w:ascii="Wingdings" w:hAnsi="Wingdings" w:hint="default"/>
+        <w:sz w:val="20"/>
+      </w:rPr>
+    </w:lvl>
+    <w:lvl w:ilvl="8" w:tentative="1">
+      <w:start w:val="1"/>
+      <w:numFmt w:val="bullet"/>
+      <w:lvlText w:val=""/>
+      <w:lvlJc w:val="left"/>
+      <w:pPr>
+        <w:tabs>
+          <w:tab w:val="num" w:pos="6480"/>
+        </w:tabs>
+        <w:ind w:left="6480" w:hanging="360"/>
+      </w:pPr>
+      <w:rPr>
+        <w:rFonts w:ascii="Wingdings" w:hAnsi="Wingdings" w:hint="default"/>
+        <w:sz w:val="20"/>
+      </w:rPr>
+    </w:lvl>
+  </w:abstractNum>
+  <w:abstractNum w:abstractNumId="9" w15:restartNumberingAfterBreak="0">
     <w:nsid w:val="764F0342"/>
     <w:multiLevelType w:val="multilevel"/>
     <w:tmpl w:val="3B103534"/>
@@ -4155,7 +4332,7 @@
     </w:lvl>
   </w:abstractNum>
   <w:num w:numId="1" w16cid:durableId="1051999758">
-    <w:abstractNumId w:val="8"/>
+    <w:abstractNumId w:val="9"/>
   </w:num>
   <w:num w:numId="2" w16cid:durableId="49035430">
     <w:abstractNumId w:val="7"/>
@@ -4180,6 +4357,9 @@
   </w:num>
   <w:num w:numId="9" w16cid:durableId="957105695">
     <w:abstractNumId w:val="6"/>
+  </w:num>
+  <w:num w:numId="10" w16cid:durableId="1145656346">
+    <w:abstractNumId w:val="8"/>
   </w:num>
 </w:numbering>
 </file>
